--- a/downloads/teacher/04 Units/Unit 07 - Capstone - Launch Career Readiness and FACS Shark Tank/Lesson 07.01 - The Resume and the Three-Part Bullet.docx
+++ b/downloads/teacher/04 Units/Unit 07 - Capstone - Launch Career Readiness and FACS Shark Tank/Lesson 07.01 - The Resume and the Three-Part Bullet.docx
@@ -254,23 +254,41 @@
       <w:r>
         <w:t xml:space="preserve">By the end of this lesson, students will be able to:</w:t>
       </w:r>
-      <w:r>
-        <w:t xml:space="preserve"> </w:t>
-      </w:r>
-      <w:r>
-        <w:t xml:space="preserve">1. (Low) Given a blank resume outline, name the seven sections of a middle school resume and state in one sentence who reads a resume and for how long.</w:t>
-      </w:r>
-      <w:r>
-        <w:t xml:space="preserve"> </w:t>
-      </w:r>
-      <w:r>
-        <w:t xml:space="preserve">2. (Mid) Given four weak resume bullets, rewrite two of them into the three-part form (the work, the explanation, the output) using specific and true details.</w:t>
-      </w:r>
-      <w:r>
-        <w:t xml:space="preserve"> </w:t>
-      </w:r>
-      <w:r>
-        <w:t xml:space="preserve">3. (High) Mining their own FACS folder and this year’s work, select and justify five pieces of evidence that belong on their resume, and explain for each one why an employer would care.</w:t>
+    </w:p>
+    <w:p>
+      <w:pPr>
+        <w:numPr>
+          <w:ilvl w:val="0"/>
+          <w:numId w:val="1002"/>
+        </w:numPr>
+        <w:pStyle w:val="Compact"/>
+      </w:pPr>
+      <w:r>
+        <w:t xml:space="preserve">(Low) Given a blank resume outline, name the seven sections of a middle school resume and state in one sentence who reads a resume and for how long.</w:t>
+      </w:r>
+    </w:p>
+    <w:p>
+      <w:pPr>
+        <w:numPr>
+          <w:ilvl w:val="0"/>
+          <w:numId w:val="1002"/>
+        </w:numPr>
+        <w:pStyle w:val="Compact"/>
+      </w:pPr>
+      <w:r>
+        <w:t xml:space="preserve">(Mid) Given four weak resume bullets, rewrite two of them into the three-part form (the work, the explanation, the output) using specific and true details.</w:t>
+      </w:r>
+    </w:p>
+    <w:p>
+      <w:pPr>
+        <w:numPr>
+          <w:ilvl w:val="0"/>
+          <w:numId w:val="1002"/>
+        </w:numPr>
+        <w:pStyle w:val="Compact"/>
+      </w:pPr>
+      <w:r>
+        <w:t xml:space="preserve">(High) Mining their own FACS folder and this year’s work, select and justify five pieces of evidence that belong on their resume, and explain for each one why an employer would care.</w:t>
       </w:r>
     </w:p>
     <w:p>
@@ -326,7 +344,7 @@
       <w:pPr>
         <w:numPr>
           <w:ilvl w:val="0"/>
-          <w:numId w:val="1002"/>
+          <w:numId w:val="1003"/>
         </w:numPr>
         <w:pStyle w:val="Compact"/>
       </w:pPr>
@@ -338,7 +356,7 @@
       <w:pPr>
         <w:numPr>
           <w:ilvl w:val="0"/>
-          <w:numId w:val="1002"/>
+          <w:numId w:val="1003"/>
         </w:numPr>
         <w:pStyle w:val="Compact"/>
       </w:pPr>
@@ -356,7 +374,7 @@
       <w:pPr>
         <w:numPr>
           <w:ilvl w:val="0"/>
-          <w:numId w:val="1002"/>
+          <w:numId w:val="1003"/>
         </w:numPr>
         <w:pStyle w:val="Compact"/>
       </w:pPr>
@@ -368,7 +386,7 @@
       <w:pPr>
         <w:numPr>
           <w:ilvl w:val="0"/>
-          <w:numId w:val="1002"/>
+          <w:numId w:val="1003"/>
         </w:numPr>
         <w:pStyle w:val="Compact"/>
       </w:pPr>
@@ -398,7 +416,7 @@
       <w:pPr>
         <w:numPr>
           <w:ilvl w:val="0"/>
-          <w:numId w:val="1002"/>
+          <w:numId w:val="1003"/>
         </w:numPr>
         <w:pStyle w:val="Compact"/>
       </w:pPr>
@@ -425,7 +443,7 @@
       <w:pPr>
         <w:numPr>
           <w:ilvl w:val="0"/>
-          <w:numId w:val="1002"/>
+          <w:numId w:val="1003"/>
         </w:numPr>
         <w:pStyle w:val="Compact"/>
       </w:pPr>
@@ -446,7 +464,7 @@
       <w:pPr>
         <w:numPr>
           <w:ilvl w:val="0"/>
-          <w:numId w:val="1002"/>
+          <w:numId w:val="1003"/>
         </w:numPr>
         <w:pStyle w:val="Compact"/>
       </w:pPr>
@@ -458,7 +476,7 @@
       <w:pPr>
         <w:numPr>
           <w:ilvl w:val="0"/>
-          <w:numId w:val="1002"/>
+          <w:numId w:val="1003"/>
         </w:numPr>
         <w:pStyle w:val="Compact"/>
       </w:pPr>
@@ -1007,29 +1025,53 @@
       <w:r>
         <w:t xml:space="preserve">Monitor understanding:</w:t>
       </w:r>
-      <w:r>
-        <w:t xml:space="preserve"> </w:t>
-      </w:r>
-      <w:r>
-        <w:t xml:space="preserve">- How long does the person reading your resume actually spend on it the first time?</w:t>
-      </w:r>
-      <w:r>
-        <w:t xml:space="preserve"> </w:t>
-      </w:r>
-      <w:r>
-        <w:t xml:space="preserve">- Which section would a summer camp director read first? Which one would a restaurant read first?</w:t>
-      </w:r>
-      <w:r>
-        <w:t xml:space="preserve"> </w:t>
-      </w:r>
-      <w:r>
-        <w:t xml:space="preserve">- In this bullet, where is the output? What is missing?</w:t>
-      </w:r>
-      <w:r>
-        <w:t xml:space="preserve"> </w:t>
-      </w:r>
-      <w:r>
-        <w:t xml:space="preserve">- Is</w:t>
+    </w:p>
+    <w:p>
+      <w:pPr>
+        <w:numPr>
+          <w:ilvl w:val="0"/>
+          <w:numId w:val="1004"/>
+        </w:numPr>
+        <w:pStyle w:val="Compact"/>
+      </w:pPr>
+      <w:r>
+        <w:t xml:space="preserve">How long does the person reading your resume actually spend on it the first time?</w:t>
+      </w:r>
+    </w:p>
+    <w:p>
+      <w:pPr>
+        <w:numPr>
+          <w:ilvl w:val="0"/>
+          <w:numId w:val="1004"/>
+        </w:numPr>
+        <w:pStyle w:val="Compact"/>
+      </w:pPr>
+      <w:r>
+        <w:t xml:space="preserve">Which section would a summer camp director read first? Which one would a restaurant read first?</w:t>
+      </w:r>
+    </w:p>
+    <w:p>
+      <w:pPr>
+        <w:numPr>
+          <w:ilvl w:val="0"/>
+          <w:numId w:val="1004"/>
+        </w:numPr>
+        <w:pStyle w:val="Compact"/>
+      </w:pPr>
+      <w:r>
+        <w:t xml:space="preserve">In this bullet, where is the output? What is missing?</w:t>
+      </w:r>
+    </w:p>
+    <w:p>
+      <w:pPr>
+        <w:numPr>
+          <w:ilvl w:val="0"/>
+          <w:numId w:val="1004"/>
+        </w:numPr>
+        <w:pStyle w:val="Compact"/>
+      </w:pPr>
+      <w:r>
+        <w:t xml:space="preserve">Is</w:t>
       </w:r>
       <w:r>
         <w:t xml:space="preserve"> </w:t>
@@ -1052,22 +1094,34 @@
     </w:p>
     <w:p>
       <w:pPr>
-        <w:pStyle w:val="BodyText"/>
+        <w:pStyle w:val="FirstParagraph"/>
       </w:pPr>
       <w:r>
         <w:t xml:space="preserve">Deepen learning:</w:t>
       </w:r>
-      <w:r>
-        <w:t xml:space="preserve"> </w:t>
-      </w:r>
-      <w:r>
-        <w:t xml:space="preserve">- You have never had a paid job. Why does an employer still care what you did in this class?</w:t>
-      </w:r>
-      <w:r>
-        <w:t xml:space="preserve"> </w:t>
-      </w:r>
-      <w:r>
-        <w:t xml:space="preserve">- Somebody in here cooked for thirty people on a written time plan. Why is that worth more on paper than</w:t>
+    </w:p>
+    <w:p>
+      <w:pPr>
+        <w:numPr>
+          <w:ilvl w:val="0"/>
+          <w:numId w:val="1005"/>
+        </w:numPr>
+        <w:pStyle w:val="Compact"/>
+      </w:pPr>
+      <w:r>
+        <w:t xml:space="preserve">You have never had a paid job. Why does an employer still care what you did in this class?</w:t>
+      </w:r>
+    </w:p>
+    <w:p>
+      <w:pPr>
+        <w:numPr>
+          <w:ilvl w:val="0"/>
+          <w:numId w:val="1005"/>
+        </w:numPr>
+        <w:pStyle w:val="Compact"/>
+      </w:pPr>
+      <w:r>
+        <w:t xml:space="preserve">Somebody in here cooked for thirty people on a written time plan. Why is that worth more on paper than</w:t>
       </w:r>
       <w:r>
         <w:t xml:space="preserve"> </w:t>
@@ -1084,17 +1138,29 @@
       <w:r>
         <w:t xml:space="preserve">?</w:t>
       </w:r>
-      <w:r>
-        <w:t xml:space="preserve"> </w:t>
-      </w:r>
-      <w:r>
-        <w:t xml:space="preserve">- Why would a lie on a resume cost you the job even if nobody catches it until after you are hired?</w:t>
-      </w:r>
-      <w:r>
-        <w:t xml:space="preserve"> </w:t>
-      </w:r>
-      <w:r>
-        <w:t xml:space="preserve">- You take care of a younger sibling every afternoon. Is that experience? Make the case.</w:t>
+    </w:p>
+    <w:p>
+      <w:pPr>
+        <w:numPr>
+          <w:ilvl w:val="0"/>
+          <w:numId w:val="1005"/>
+        </w:numPr>
+        <w:pStyle w:val="Compact"/>
+      </w:pPr>
+      <w:r>
+        <w:t xml:space="preserve">Why would a lie on a resume cost you the job even if nobody catches it until after you are hired?</w:t>
+      </w:r>
+    </w:p>
+    <w:p>
+      <w:pPr>
+        <w:numPr>
+          <w:ilvl w:val="0"/>
+          <w:numId w:val="1005"/>
+        </w:numPr>
+        <w:pStyle w:val="Compact"/>
+      </w:pPr>
+      <w:r>
+        <w:t xml:space="preserve">You take care of a younger sibling every afternoon. Is that experience? Make the case.</w:t>
       </w:r>
     </w:p>
     <w:p>
@@ -1276,7 +1342,7 @@
       <w:pPr>
         <w:numPr>
           <w:ilvl w:val="0"/>
-          <w:numId w:val="1003"/>
+          <w:numId w:val="1006"/>
         </w:numPr>
         <w:pStyle w:val="Compact"/>
       </w:pPr>
@@ -1318,7 +1384,7 @@
       <w:pPr>
         <w:numPr>
           <w:ilvl w:val="0"/>
-          <w:numId w:val="1003"/>
+          <w:numId w:val="1006"/>
         </w:numPr>
         <w:pStyle w:val="Compact"/>
       </w:pPr>
@@ -1330,7 +1396,7 @@
       <w:pPr>
         <w:numPr>
           <w:ilvl w:val="0"/>
-          <w:numId w:val="1003"/>
+          <w:numId w:val="1006"/>
         </w:numPr>
         <w:pStyle w:val="Compact"/>
       </w:pPr>
@@ -1342,7 +1408,7 @@
       <w:pPr>
         <w:numPr>
           <w:ilvl w:val="0"/>
-          <w:numId w:val="1003"/>
+          <w:numId w:val="1006"/>
         </w:numPr>
         <w:pStyle w:val="Compact"/>
       </w:pPr>
@@ -1354,7 +1420,7 @@
       <w:pPr>
         <w:numPr>
           <w:ilvl w:val="0"/>
-          <w:numId w:val="1003"/>
+          <w:numId w:val="1006"/>
         </w:numPr>
         <w:pStyle w:val="Compact"/>
       </w:pPr>
@@ -1366,7 +1432,7 @@
       <w:pPr>
         <w:numPr>
           <w:ilvl w:val="0"/>
-          <w:numId w:val="1003"/>
+          <w:numId w:val="1006"/>
         </w:numPr>
         <w:pStyle w:val="Compact"/>
       </w:pPr>
@@ -1696,7 +1762,7 @@
       <w:pPr>
         <w:numPr>
           <w:ilvl w:val="0"/>
-          <w:numId w:val="1004"/>
+          <w:numId w:val="1007"/>
         </w:numPr>
         <w:pStyle w:val="Compact"/>
       </w:pPr>
@@ -1720,7 +1786,7 @@
       <w:pPr>
         <w:numPr>
           <w:ilvl w:val="0"/>
-          <w:numId w:val="1004"/>
+          <w:numId w:val="1007"/>
         </w:numPr>
         <w:pStyle w:val="Compact"/>
       </w:pPr>
@@ -1750,7 +1816,7 @@
       <w:pPr>
         <w:numPr>
           <w:ilvl w:val="0"/>
-          <w:numId w:val="1004"/>
+          <w:numId w:val="1007"/>
         </w:numPr>
         <w:pStyle w:val="Compact"/>
       </w:pPr>
@@ -1783,7 +1849,7 @@
       <w:pPr>
         <w:numPr>
           <w:ilvl w:val="0"/>
-          <w:numId w:val="1004"/>
+          <w:numId w:val="1007"/>
         </w:numPr>
         <w:pStyle w:val="Compact"/>
       </w:pPr>
@@ -1795,7 +1861,7 @@
       <w:pPr>
         <w:numPr>
           <w:ilvl w:val="0"/>
-          <w:numId w:val="1004"/>
+          <w:numId w:val="1007"/>
         </w:numPr>
         <w:pStyle w:val="Compact"/>
       </w:pPr>
@@ -1807,7 +1873,7 @@
       <w:pPr>
         <w:numPr>
           <w:ilvl w:val="0"/>
-          <w:numId w:val="1004"/>
+          <w:numId w:val="1007"/>
         </w:numPr>
         <w:pStyle w:val="Compact"/>
       </w:pPr>
@@ -1829,7 +1895,7 @@
       <w:pPr>
         <w:numPr>
           <w:ilvl w:val="0"/>
-          <w:numId w:val="1005"/>
+          <w:numId w:val="1008"/>
         </w:numPr>
         <w:pStyle w:val="Compact"/>
       </w:pPr>
@@ -1841,7 +1907,7 @@
       <w:pPr>
         <w:numPr>
           <w:ilvl w:val="0"/>
-          <w:numId w:val="1005"/>
+          <w:numId w:val="1008"/>
         </w:numPr>
         <w:pStyle w:val="Compact"/>
       </w:pPr>
@@ -1871,7 +1937,7 @@
       <w:pPr>
         <w:numPr>
           <w:ilvl w:val="0"/>
-          <w:numId w:val="1005"/>
+          <w:numId w:val="1008"/>
         </w:numPr>
         <w:pStyle w:val="Compact"/>
       </w:pPr>
@@ -1883,7 +1949,7 @@
       <w:pPr>
         <w:numPr>
           <w:ilvl w:val="0"/>
-          <w:numId w:val="1005"/>
+          <w:numId w:val="1008"/>
         </w:numPr>
         <w:pStyle w:val="Compact"/>
       </w:pPr>
@@ -1895,7 +1961,7 @@
       <w:pPr>
         <w:numPr>
           <w:ilvl w:val="0"/>
-          <w:numId w:val="1005"/>
+          <w:numId w:val="1008"/>
         </w:numPr>
         <w:pStyle w:val="Compact"/>
       </w:pPr>
@@ -1907,7 +1973,7 @@
       <w:pPr>
         <w:numPr>
           <w:ilvl w:val="0"/>
-          <w:numId w:val="1005"/>
+          <w:numId w:val="1008"/>
         </w:numPr>
         <w:pStyle w:val="Compact"/>
       </w:pPr>
@@ -1922,7 +1988,7 @@
       <w:pPr>
         <w:numPr>
           <w:ilvl w:val="0"/>
-          <w:numId w:val="1005"/>
+          <w:numId w:val="1008"/>
         </w:numPr>
         <w:pStyle w:val="Compact"/>
       </w:pPr>
@@ -2215,6 +2281,118 @@
       </w:pPr>
     </w:lvl>
   </w:abstractNum>
+  <w:abstractNum w:abstractNumId="99411">
+    <w:nsid w:val="71315dca"/>
+    <w:multiLevelType w:val="multilevel"/>
+    <w:lvl w:ilvl="0">
+      <w:start w:val="1"/>
+      <w:numFmt w:val="decimal"/>
+      <w:lvlText w:val="%1."/>
+      <w:lvlJc w:val="left"/>
+      <w:pPr>
+        <w:tabs>
+          <w:tab w:val="num" w:pos="0"/>
+        </w:tabs>
+        <w:ind w:left="480" w:hanging="480"/>
+      </w:pPr>
+    </w:lvl>
+    <w:lvl w:ilvl="1">
+      <w:start w:val="1"/>
+      <w:numFmt w:val="decimal"/>
+      <w:lvlText w:val="%2."/>
+      <w:lvlJc w:val="left"/>
+      <w:pPr>
+        <w:tabs>
+          <w:tab w:val="num" w:pos="720"/>
+        </w:tabs>
+        <w:ind w:left="1200" w:hanging="480"/>
+      </w:pPr>
+    </w:lvl>
+    <w:lvl w:ilvl="2">
+      <w:start w:val="1"/>
+      <w:numFmt w:val="decimal"/>
+      <w:lvlText w:val="%3."/>
+      <w:lvlJc w:val="left"/>
+      <w:pPr>
+        <w:tabs>
+          <w:tab w:val="num" w:pos="1440"/>
+        </w:tabs>
+        <w:ind w:left="1920" w:hanging="480"/>
+      </w:pPr>
+    </w:lvl>
+    <w:lvl w:ilvl="3">
+      <w:start w:val="1"/>
+      <w:numFmt w:val="decimal"/>
+      <w:lvlText w:val="%4."/>
+      <w:lvlJc w:val="left"/>
+      <w:pPr>
+        <w:tabs>
+          <w:tab w:val="num" w:pos="2160"/>
+        </w:tabs>
+        <w:ind w:left="2640" w:hanging="480"/>
+      </w:pPr>
+    </w:lvl>
+    <w:lvl w:ilvl="4">
+      <w:start w:val="1"/>
+      <w:numFmt w:val="decimal"/>
+      <w:lvlText w:val="%5."/>
+      <w:lvlJc w:val="left"/>
+      <w:pPr>
+        <w:tabs>
+          <w:tab w:val="num" w:pos="2880"/>
+        </w:tabs>
+        <w:ind w:left="3360" w:hanging="480"/>
+      </w:pPr>
+    </w:lvl>
+    <w:lvl w:ilvl="5">
+      <w:start w:val="1"/>
+      <w:numFmt w:val="decimal"/>
+      <w:lvlText w:val="%6."/>
+      <w:lvlJc w:val="left"/>
+      <w:pPr>
+        <w:tabs>
+          <w:tab w:val="num" w:pos="3600"/>
+        </w:tabs>
+        <w:ind w:left="4080" w:hanging="480"/>
+      </w:pPr>
+    </w:lvl>
+    <w:lvl w:ilvl="6">
+      <w:start w:val="1"/>
+      <w:numFmt w:val="decimal"/>
+      <w:lvlText w:val="%7."/>
+      <w:lvlJc w:val="left"/>
+      <w:pPr>
+        <w:tabs>
+          <w:tab w:val="num" w:pos="4320"/>
+        </w:tabs>
+        <w:ind w:left="4800" w:hanging="480"/>
+      </w:pPr>
+    </w:lvl>
+    <w:lvl w:ilvl="7">
+      <w:start w:val="1"/>
+      <w:numFmt w:val="decimal"/>
+      <w:lvlText w:val="%8."/>
+      <w:lvlJc w:val="left"/>
+      <w:pPr>
+        <w:tabs>
+          <w:tab w:val="num" w:pos="5040"/>
+        </w:tabs>
+        <w:ind w:left="5520" w:hanging="480"/>
+      </w:pPr>
+    </w:lvl>
+    <w:lvl w:ilvl="8">
+      <w:start w:val="1"/>
+      <w:numFmt w:val="decimal"/>
+      <w:lvlText w:val="%9."/>
+      <w:lvlJc w:val="left"/>
+      <w:pPr>
+        <w:tabs>
+          <w:tab w:val="num" w:pos="5760"/>
+        </w:tabs>
+        <w:ind w:left="6240" w:hanging="480"/>
+      </w:pPr>
+    </w:lvl>
+  </w:abstractNum>
   <w:num w:numId="1000">
     <w:abstractNumId w:val="990"/>
   </w:num>
@@ -2222,7 +2400,34 @@
     <w:abstractNumId w:val="991"/>
   </w:num>
   <w:num w:numId="1002">
-    <w:abstractNumId w:val="991"/>
+    <w:abstractNumId w:val="99411"/>
+    <w:lvlOverride w:ilvl="0">
+      <w:startOverride w:val="1"/>
+    </w:lvlOverride>
+    <w:lvlOverride w:ilvl="1">
+      <w:startOverride w:val="1"/>
+    </w:lvlOverride>
+    <w:lvlOverride w:ilvl="2">
+      <w:startOverride w:val="1"/>
+    </w:lvlOverride>
+    <w:lvlOverride w:ilvl="3">
+      <w:startOverride w:val="1"/>
+    </w:lvlOverride>
+    <w:lvlOverride w:ilvl="4">
+      <w:startOverride w:val="1"/>
+    </w:lvlOverride>
+    <w:lvlOverride w:ilvl="5">
+      <w:startOverride w:val="1"/>
+    </w:lvlOverride>
+    <w:lvlOverride w:ilvl="6">
+      <w:startOverride w:val="1"/>
+    </w:lvlOverride>
+    <w:lvlOverride w:ilvl="7">
+      <w:startOverride w:val="1"/>
+    </w:lvlOverride>
+    <w:lvlOverride w:ilvl="8">
+      <w:startOverride w:val="1"/>
+    </w:lvlOverride>
   </w:num>
   <w:num w:numId="1003">
     <w:abstractNumId w:val="991"/>
@@ -2231,6 +2436,15 @@
     <w:abstractNumId w:val="991"/>
   </w:num>
   <w:num w:numId="1005">
+    <w:abstractNumId w:val="991"/>
+  </w:num>
+  <w:num w:numId="1006">
+    <w:abstractNumId w:val="991"/>
+  </w:num>
+  <w:num w:numId="1007">
+    <w:abstractNumId w:val="991"/>
+  </w:num>
+  <w:num w:numId="1008">
     <w:abstractNumId w:val="991"/>
   </w:num>
 </w:numbering>

--- a/downloads/teacher/04 Units/Unit 07 - Capstone - Launch Career Readiness and FACS Shark Tank/Lesson 07.01 - The Resume and the Three-Part Bullet.docx
+++ b/downloads/teacher/04 Units/Unit 07 - Capstone - Launch Career Readiness and FACS Shark Tank/Lesson 07.01 - The Resume and the Three-Part Bullet.docx
@@ -449,15 +449,6 @@
       </w:pPr>
       <w:r>
         <w:t xml:space="preserve">A printed copy of one real, ordinary adult resume with the name and contact information blacked out, one per table of four, for the 45-second timing demonstration.</w:t>
-      </w:r>
-      <w:r>
-        <w:t xml:space="preserve"> </w:t>
-      </w:r>
-      <w:r>
-        <w:rPr>
-          <w:rStyle w:val="TeacherNote"/>
-        </w:rPr>
-        <w:t xml:space="preserve">[Sal: use your own resume with your address and phone removed. Students find out that a real one is one page and mostly bullets, and that it belongs to somebody they know.]</w:t>
       </w:r>
     </w:p>
     <w:p>
@@ -1835,15 +1826,6 @@
       <w:r>
         <w:t xml:space="preserve">, section 2.</w:t>
       </w:r>
-      <w:r>
-        <w:t xml:space="preserve"> </w:t>
-      </w:r>
-      <w:r>
-        <w:rPr>
-          <w:rStyle w:val="TeacherNote"/>
-        </w:rPr>
-        <w:t xml:space="preserve">[Sal: confirm against the NYSED PDF.]</w:t>
-      </w:r>
     </w:p>
     <w:p>
       <w:pPr>
@@ -1878,7 +1860,7 @@
         <w:pStyle w:val="Compact"/>
       </w:pPr>
       <w:r>
-        <w:t xml:space="preserve">Sal’s own materials: the three-part resume bullet formula (the work, the explanation, the output) is from the Smeal MBA interview guide he used at Penn State and is the formula he used building resumes one on one with more than 87 students at Brentwood South.</w:t>
+        <w:t xml:space="preserve">My own materials: the three-part resume bullet formula (the work, the explanation, the output) is from the MBA interview guide I used in graduate school and is the formula I used building resumes one on one with more than 87 students.</w:t>
       </w:r>
     </w:p>
     <w:p>
@@ -1967,21 +1949,6 @@
       </w:pPr>
       <w:r>
         <w:t xml:space="preserve">The 45-second look at a real resume is the highest-value 45 seconds in the lesson. Students are surprised it is one page and that it has no paragraphs.</w:t>
-      </w:r>
-    </w:p>
-    <w:p>
-      <w:pPr>
-        <w:numPr>
-          <w:ilvl w:val="0"/>
-          <w:numId w:val="1008"/>
-        </w:numPr>
-        <w:pStyle w:val="Compact"/>
-      </w:pPr>
-      <w:r>
-        <w:rPr>
-          <w:rStyle w:val="TeacherNote"/>
-        </w:rPr>
-        <w:t xml:space="preserve">[Sal: you built resumes one on one with 87 or more students at Brentwood. Decide how much of that story to tell on day one. Telling it sets the expectation that they each get a conference tomorrow, which is the promise of Lesson 7.2.]</w:t>
       </w:r>
     </w:p>
     <w:p>
